--- a/Bases de Datos II/Kit docente/Clase 15/Quiz Clase 15 - CLAVE DOCENTE.docx
+++ b/Bases de Datos II/Kit docente/Clase 15/Quiz Clase 15 - CLAVE DOCENTE.docx
@@ -163,7 +163,7 @@
           <w:color w:val="2B2B2B"/>
           <w:sz w:val="20"/>
         </w:rPr>
-        <w:t>8. [Abierta] Respuesta alineada a decisiones del equipo (procs vs app, índices, etc.).</w:t>
+        <w:t>8. [Abierta] Respuesta alineada a sus propias decisiones (procs vs app, índices, etc.).</w:t>
       </w:r>
     </w:p>
     <w:sectPr>
